--- a/cv.docx
+++ b/cv.docx
@@ -97,7 +97,24 @@
         <w:t xml:space="preserve">Web of Science</w:t>
       </w:r>
     </w:p>
-    <w:bookmarkStart w:id="9" w:name="personal-profile"/>
+    <w:p>
+      <w:pPr>
+        <w:pStyle w:val="BodyText"/>
+      </w:pPr>
+      <w:r>
+        <w:t xml:space="preserve"> </w:t>
+      </w:r>
+      <w:r>
+        <w:t xml:space="preserve"> </w:t>
+      </w:r>
+      <w:r>
+        <w:t xml:space="preserve">Download CV (PDF)</w:t>
+      </w:r>
+      <w:r>
+        <w:t xml:space="preserve"> </w:t>
+      </w:r>
+    </w:p>
+    <w:bookmarkStart w:id="20" w:name="personal-profile"/>
     <w:p>
       <w:pPr>
         <w:pStyle w:val="Heading2"/>
@@ -117,8 +134,8 @@
         <w:t xml:space="preserve">Population and Health Data Scientist specialising in the preparation, documentation, linkage, and analysis of large-scale administrative datasets across health, education, and social research. Combination of academic qualifications and applied experience in UK Trusted Research Environments (TREs), synthetic data, metadata, and research data infrastructure to support evidence-informed research, policy, and public benefit.</w:t>
       </w:r>
     </w:p>
-    <w:bookmarkEnd w:id="9"/>
-    <w:bookmarkStart w:id="10" w:name="research-interests"/>
+    <w:bookmarkEnd w:id="20"/>
+    <w:bookmarkStart w:id="21" w:name="research-interests"/>
     <w:p>
       <w:pPr>
         <w:pStyle w:val="Heading2"/>
@@ -138,8 +155,8 @@
         <w:t xml:space="preserve">Population health, health inequalities, life-course analysis, social determinants of health, nursing and midwifery workforce research, administrative data research, record linkage, longitudinal data analysis, TREs, synthetic data, metadata, data stewardship, research data infrastructure, machine learning, and evidence-informed policy.</w:t>
       </w:r>
     </w:p>
-    <w:bookmarkEnd w:id="10"/>
-    <w:bookmarkStart w:id="23" w:name="work-experience"/>
+    <w:bookmarkEnd w:id="21"/>
+    <w:bookmarkStart w:id="34" w:name="work-experience"/>
     <w:p>
       <w:pPr>
         <w:pStyle w:val="Heading2"/>
@@ -155,24 +172,24 @@
       <w:pPr>
         <w:pStyle w:val="FirstParagraph"/>
       </w:pPr>
-      <w:hyperlink r:id="rId14">
+      <w:hyperlink r:id="rId25">
         <w:r>
           <w:drawing>
             <wp:inline>
               <wp:extent cx="762000" cy="325108"/>
               <wp:effectExtent b="0" l="0" r="0" t="0"/>
-              <wp:docPr descr="" title="" id="12" name="Picture"/>
+              <wp:docPr descr="" title="" id="23" name="Picture"/>
               <a:graphic>
                 <a:graphicData uri="http://schemas.openxmlformats.org/drawingml/2006/picture">
                   <pic:pic>
                     <pic:nvPicPr>
-                      <pic:cNvPr descr="images/rds_logo.jpg" id="13" name="Picture"/>
+                      <pic:cNvPr descr="images/rds_logo.jpg" id="24" name="Picture"/>
                       <pic:cNvPicPr>
                         <a:picLocks noChangeArrowheads="1" noChangeAspect="1"/>
                       </pic:cNvPicPr>
                     </pic:nvPicPr>
                     <pic:blipFill>
-                      <a:blip r:embed="rId11"/>
+                      <a:blip r:embed="rId22"/>
                       <a:stretch>
                         <a:fillRect/>
                       </a:stretch>
@@ -204,7 +221,7 @@
       <w:pPr>
         <w:pStyle w:val="BodyText"/>
       </w:pPr>
-      <w:hyperlink r:id="rId14">
+      <w:hyperlink r:id="rId25">
         <w:r>
           <w:rPr>
             <w:rStyle w:val="Hyperlink"/>
@@ -275,24 +292,24 @@
       <w:pPr>
         <w:pStyle w:val="FirstParagraph"/>
       </w:pPr>
-      <w:hyperlink r:id="rId18">
+      <w:hyperlink r:id="rId29">
         <w:r>
           <w:drawing>
             <wp:inline>
               <wp:extent cx="762000" cy="762000"/>
               <wp:effectExtent b="0" l="0" r="0" t="0"/>
-              <wp:docPr descr="" title="" id="16" name="Picture"/>
+              <wp:docPr descr="" title="" id="27" name="Picture"/>
               <a:graphic>
                 <a:graphicData uri="http://schemas.openxmlformats.org/drawingml/2006/picture">
                   <pic:pic>
                     <pic:nvPicPr>
-                      <pic:cNvPr descr="images/uoe_logo.png" id="17" name="Picture"/>
+                      <pic:cNvPr descr="images/uoe_logo.png" id="28" name="Picture"/>
                       <pic:cNvPicPr>
                         <a:picLocks noChangeArrowheads="1" noChangeAspect="1"/>
                       </pic:cNvPicPr>
                     </pic:nvPicPr>
                     <pic:blipFill>
-                      <a:blip r:embed="rId15"/>
+                      <a:blip r:embed="rId26"/>
                       <a:stretch>
                         <a:fillRect/>
                       </a:stretch>
@@ -324,7 +341,7 @@
       <w:pPr>
         <w:pStyle w:val="BodyText"/>
       </w:pPr>
-      <w:hyperlink r:id="rId18">
+      <w:hyperlink r:id="rId29">
         <w:r>
           <w:rPr>
             <w:rStyle w:val="Hyperlink"/>
@@ -395,24 +412,24 @@
       <w:pPr>
         <w:pStyle w:val="FirstParagraph"/>
       </w:pPr>
-      <w:hyperlink r:id="rId22">
+      <w:hyperlink r:id="rId33">
         <w:r>
           <w:drawing>
             <wp:inline>
               <wp:extent cx="762000" cy="677333"/>
               <wp:effectExtent b="0" l="0" r="0" t="0"/>
-              <wp:docPr descr="" title="" id="20" name="Picture"/>
+              <wp:docPr descr="" title="" id="31" name="Picture"/>
               <a:graphic>
                 <a:graphicData uri="http://schemas.openxmlformats.org/drawingml/2006/picture">
                   <pic:pic>
                     <pic:nvPicPr>
-                      <pic:cNvPr descr="images/mtrh_logo.png" id="21" name="Picture"/>
+                      <pic:cNvPr descr="images/mtrh_logo.png" id="32" name="Picture"/>
                       <pic:cNvPicPr>
                         <a:picLocks noChangeArrowheads="1" noChangeAspect="1"/>
                       </pic:cNvPicPr>
                     </pic:nvPicPr>
                     <pic:blipFill>
-                      <a:blip r:embed="rId19"/>
+                      <a:blip r:embed="rId30"/>
                       <a:stretch>
                         <a:fillRect/>
                       </a:stretch>
@@ -444,7 +461,7 @@
       <w:pPr>
         <w:pStyle w:val="BodyText"/>
       </w:pPr>
-      <w:hyperlink r:id="rId22">
+      <w:hyperlink r:id="rId33">
         <w:r>
           <w:rPr>
             <w:rStyle w:val="Hyperlink"/>
@@ -511,8 +528,8 @@
         <w:t xml:space="preserve">Led the development and implementation of interactive data visualisations within the organisation, increasing user engagement by 35% and improving data comprehension among stakeholders.</w:t>
       </w:r>
     </w:p>
-    <w:bookmarkEnd w:id="23"/>
-    <w:bookmarkStart w:id="28" w:name="teaching-experience"/>
+    <w:bookmarkEnd w:id="34"/>
+    <w:bookmarkStart w:id="39" w:name="teaching-experience"/>
     <w:p>
       <w:pPr>
         <w:pStyle w:val="Heading2"/>
@@ -528,24 +545,24 @@
       <w:pPr>
         <w:pStyle w:val="FirstParagraph"/>
       </w:pPr>
-      <w:hyperlink r:id="rId27">
+      <w:hyperlink r:id="rId38">
         <w:r>
           <w:drawing>
             <wp:inline>
               <wp:extent cx="762000" cy="762000"/>
               <wp:effectExtent b="0" l="0" r="0" t="0"/>
-              <wp:docPr descr="" title="" id="25" name="Picture"/>
+              <wp:docPr descr="" title="" id="36" name="Picture"/>
               <a:graphic>
                 <a:graphicData uri="http://schemas.openxmlformats.org/drawingml/2006/picture">
                   <pic:pic>
                     <pic:nvPicPr>
-                      <pic:cNvPr descr="images/uoeld_logo.png" id="26" name="Picture"/>
+                      <pic:cNvPr descr="images/uoeld_logo.png" id="37" name="Picture"/>
                       <pic:cNvPicPr>
                         <a:picLocks noChangeArrowheads="1" noChangeAspect="1"/>
                       </pic:cNvPicPr>
                     </pic:nvPicPr>
                     <pic:blipFill>
-                      <a:blip r:embed="rId24"/>
+                      <a:blip r:embed="rId35"/>
                       <a:stretch>
                         <a:fillRect/>
                       </a:stretch>
@@ -577,7 +594,7 @@
       <w:pPr>
         <w:pStyle w:val="BodyText"/>
       </w:pPr>
-      <w:hyperlink r:id="rId27">
+      <w:hyperlink r:id="rId38">
         <w:r>
           <w:rPr>
             <w:rStyle w:val="Hyperlink"/>
@@ -611,8 +628,8 @@
         <w:t xml:space="preserve">Introduction to Computer Science, Introduction to Computers and Computing, Introduction to Internet and Web Design, Intermediate Hypertext Mark-up Language, Operating Systems, Data Communication and Computer Networks, Decision Support Systems and Expert Systems, Advanced Database Systems.</w:t>
       </w:r>
     </w:p>
-    <w:bookmarkEnd w:id="28"/>
-    <w:bookmarkStart w:id="45" w:name="education"/>
+    <w:bookmarkEnd w:id="39"/>
+    <w:bookmarkStart w:id="56" w:name="education"/>
     <w:p>
       <w:pPr>
         <w:pStyle w:val="Heading2"/>
@@ -628,24 +645,24 @@
       <w:pPr>
         <w:pStyle w:val="FirstParagraph"/>
       </w:pPr>
-      <w:hyperlink r:id="rId32">
+      <w:hyperlink r:id="rId43">
         <w:r>
           <w:drawing>
             <wp:inline>
               <wp:extent cx="762000" cy="423333"/>
               <wp:effectExtent b="0" l="0" r="0" t="0"/>
-              <wp:docPr descr="" title="" id="30" name="Picture"/>
+              <wp:docPr descr="" title="" id="41" name="Picture"/>
               <a:graphic>
                 <a:graphicData uri="http://schemas.openxmlformats.org/drawingml/2006/picture">
                   <pic:pic>
                     <pic:nvPicPr>
-                      <pic:cNvPr descr="images/swansea_logo.png" id="31" name="Picture"/>
+                      <pic:cNvPr descr="images/swansea_logo.png" id="42" name="Picture"/>
                       <pic:cNvPicPr>
                         <a:picLocks noChangeArrowheads="1" noChangeAspect="1"/>
                       </pic:cNvPicPr>
                     </pic:nvPicPr>
                     <pic:blipFill>
-                      <a:blip r:embed="rId29"/>
+                      <a:blip r:embed="rId40"/>
                       <a:stretch>
                         <a:fillRect/>
                       </a:stretch>
@@ -677,7 +694,7 @@
       <w:pPr>
         <w:pStyle w:val="BodyText"/>
       </w:pPr>
-      <w:hyperlink r:id="rId32">
+      <w:hyperlink r:id="rId43">
         <w:r>
           <w:rPr>
             <w:rStyle w:val="Hyperlink"/>
@@ -693,24 +710,24 @@
       <w:pPr>
         <w:pStyle w:val="BodyText"/>
       </w:pPr>
-      <w:hyperlink r:id="rId36">
+      <w:hyperlink r:id="rId47">
         <w:r>
           <w:drawing>
             <wp:inline>
               <wp:extent cx="762000" cy="544285"/>
               <wp:effectExtent b="0" l="0" r="0" t="0"/>
-              <wp:docPr descr="" title="" id="34" name="Picture"/>
+              <wp:docPr descr="" title="" id="45" name="Picture"/>
               <a:graphic>
                 <a:graphicData uri="http://schemas.openxmlformats.org/drawingml/2006/picture">
                   <pic:pic>
                     <pic:nvPicPr>
-                      <pic:cNvPr descr="images/usiu_logo.png" id="35" name="Picture"/>
+                      <pic:cNvPr descr="images/usiu_logo.png" id="46" name="Picture"/>
                       <pic:cNvPicPr>
                         <a:picLocks noChangeArrowheads="1" noChangeAspect="1"/>
                       </pic:cNvPicPr>
                     </pic:nvPicPr>
                     <pic:blipFill>
-                      <a:blip r:embed="rId33"/>
+                      <a:blip r:embed="rId44"/>
                       <a:stretch>
                         <a:fillRect/>
                       </a:stretch>
@@ -742,7 +759,7 @@
       <w:pPr>
         <w:pStyle w:val="BodyText"/>
       </w:pPr>
-      <w:hyperlink r:id="rId36">
+      <w:hyperlink r:id="rId47">
         <w:r>
           <w:rPr>
             <w:rStyle w:val="Hyperlink"/>
@@ -758,24 +775,24 @@
       <w:pPr>
         <w:pStyle w:val="BodyText"/>
       </w:pPr>
-      <w:hyperlink r:id="rId40">
+      <w:hyperlink r:id="rId51">
         <w:r>
           <w:drawing>
             <wp:inline>
-              <wp:extent cx="762000" cy="731246"/>
+              <wp:extent cx="762000" cy="508000"/>
               <wp:effectExtent b="0" l="0" r="0" t="0"/>
-              <wp:docPr descr="" title="" id="38" name="Picture"/>
+              <wp:docPr descr="" title="" id="49" name="Picture"/>
               <a:graphic>
                 <a:graphicData uri="http://schemas.openxmlformats.org/drawingml/2006/picture">
                   <pic:pic>
                     <pic:nvPicPr>
-                      <pic:cNvPr descr="images/kisii_logo.jpg" id="39" name="Picture"/>
+                      <pic:cNvPr descr="images/kisii_logo.jpg" id="50" name="Picture"/>
                       <pic:cNvPicPr>
                         <a:picLocks noChangeArrowheads="1" noChangeAspect="1"/>
                       </pic:cNvPicPr>
                     </pic:nvPicPr>
                     <pic:blipFill>
-                      <a:blip r:embed="rId37"/>
+                      <a:blip r:embed="rId48"/>
                       <a:stretch>
                         <a:fillRect/>
                       </a:stretch>
@@ -783,7 +800,7 @@
                     <pic:spPr bwMode="auto">
                       <a:xfrm>
                         <a:off x="0" y="0"/>
-                        <a:ext cx="762000" cy="731246"/>
+                        <a:ext cx="762000" cy="508000"/>
                       </a:xfrm>
                       <a:prstGeom prst="rect">
                         <a:avLst/>
@@ -807,7 +824,7 @@
       <w:pPr>
         <w:pStyle w:val="BodyText"/>
       </w:pPr>
-      <w:hyperlink r:id="rId40">
+      <w:hyperlink r:id="rId51">
         <w:r>
           <w:rPr>
             <w:rStyle w:val="Hyperlink"/>
@@ -823,24 +840,24 @@
       <w:pPr>
         <w:pStyle w:val="BodyText"/>
       </w:pPr>
-      <w:hyperlink r:id="rId44">
+      <w:hyperlink r:id="rId55">
         <w:r>
           <w:drawing>
             <wp:inline>
               <wp:extent cx="762000" cy="742293"/>
               <wp:effectExtent b="0" l="0" r="0" t="0"/>
-              <wp:docPr descr="" title="" id="42" name="Picture"/>
+              <wp:docPr descr="" title="" id="53" name="Picture"/>
               <a:graphic>
                 <a:graphicData uri="http://schemas.openxmlformats.org/drawingml/2006/picture">
                   <pic:pic>
                     <pic:nvPicPr>
-                      <pic:cNvPr descr="images/mu_logo.jpg" id="43" name="Picture"/>
+                      <pic:cNvPr descr="images/mu_logo.jpg" id="54" name="Picture"/>
                       <pic:cNvPicPr>
                         <a:picLocks noChangeArrowheads="1" noChangeAspect="1"/>
                       </pic:cNvPicPr>
                     </pic:nvPicPr>
                     <pic:blipFill>
-                      <a:blip r:embed="rId41"/>
+                      <a:blip r:embed="rId52"/>
                       <a:stretch>
                         <a:fillRect/>
                       </a:stretch>
@@ -872,7 +889,7 @@
       <w:pPr>
         <w:pStyle w:val="BodyText"/>
       </w:pPr>
-      <w:hyperlink r:id="rId44">
+      <w:hyperlink r:id="rId55">
         <w:r>
           <w:rPr>
             <w:rStyle w:val="Hyperlink"/>
@@ -884,8 +901,8 @@
         <w:t xml:space="preserve">, Eldoret, Kenya, Bachelor of Business Management (Business Information Systems Management), 09/2008 - 12/2012</w:t>
       </w:r>
     </w:p>
-    <w:bookmarkEnd w:id="45"/>
-    <w:bookmarkStart w:id="47" w:name="grant-funding"/>
+    <w:bookmarkEnd w:id="56"/>
+    <w:bookmarkStart w:id="58" w:name="grant-funding"/>
     <w:p>
       <w:pPr>
         <w:pStyle w:val="Heading2"/>
@@ -935,7 +952,7 @@
       <w:r>
         <w:t xml:space="preserve"> </w:t>
       </w:r>
-      <w:hyperlink r:id="rId46">
+      <w:hyperlink r:id="rId57">
         <w:r>
           <w:rPr>
             <w:rStyle w:val="Hyperlink"/>
@@ -950,8 +967,8 @@
         <w:t xml:space="preserve">Research Technical Professional Call, part of Grant No. UKRI739.</w:t>
       </w:r>
     </w:p>
-    <w:bookmarkEnd w:id="47"/>
-    <w:bookmarkStart w:id="52" w:name="honours-and-recognition"/>
+    <w:bookmarkEnd w:id="58"/>
+    <w:bookmarkStart w:id="63" w:name="honours-and-recognition"/>
     <w:p>
       <w:pPr>
         <w:pStyle w:val="Heading2"/>
@@ -985,7 +1002,7 @@
       <w:r>
         <w:t xml:space="preserve"> </w:t>
       </w:r>
-      <w:hyperlink r:id="rId48">
+      <w:hyperlink r:id="rId59">
         <w:r>
           <w:rPr>
             <w:rStyle w:val="Hyperlink"/>
@@ -1002,7 +1019,7 @@
       <w:r>
         <w:t xml:space="preserve"> </w:t>
       </w:r>
-      <w:hyperlink r:id="rId49">
+      <w:hyperlink r:id="rId60">
         <w:r>
           <w:rPr>
             <w:rStyle w:val="Hyperlink"/>
@@ -1019,7 +1036,7 @@
       <w:r>
         <w:t xml:space="preserve"> </w:t>
       </w:r>
-      <w:hyperlink r:id="rId50">
+      <w:hyperlink r:id="rId61">
         <w:r>
           <w:rPr>
             <w:rStyle w:val="Hyperlink"/>
@@ -1036,7 +1053,7 @@
       <w:r>
         <w:t xml:space="preserve"> </w:t>
       </w:r>
-      <w:hyperlink r:id="rId51">
+      <w:hyperlink r:id="rId62">
         <w:r>
           <w:rPr>
             <w:rStyle w:val="Hyperlink"/>
@@ -1048,8 +1065,8 @@
         <w:t xml:space="preserve">, supporting the secure and responsible use of administrative data for research and public benefit.</w:t>
       </w:r>
     </w:p>
-    <w:bookmarkEnd w:id="52"/>
-    <w:bookmarkStart w:id="53" w:name="technical-skills"/>
+    <w:bookmarkEnd w:id="63"/>
+    <w:bookmarkStart w:id="64" w:name="technical-skills"/>
     <w:p>
       <w:pPr>
         <w:pStyle w:val="Heading2"/>
@@ -1166,8 +1183,8 @@
         <w:t xml:space="preserve">Quarto, Git, and GitHub.</w:t>
       </w:r>
     </w:p>
-    <w:bookmarkEnd w:id="53"/>
-    <w:bookmarkStart w:id="63" w:name="X299da05e793bdf11335868cde7ed355b4dbd0e2"/>
+    <w:bookmarkEnd w:id="64"/>
+    <w:bookmarkStart w:id="74" w:name="X299da05e793bdf11335868cde7ed355b4dbd0e2"/>
     <w:p>
       <w:pPr>
         <w:pStyle w:val="Heading2"/>
@@ -1200,7 +1217,7 @@
         </w:rPr>
         <w:t xml:space="preserve"> </w:t>
       </w:r>
-      <w:hyperlink r:id="rId54">
+      <w:hyperlink r:id="rId65">
         <w:r>
           <w:rPr>
             <w:rStyle w:val="Hyperlink"/>
@@ -1252,7 +1269,7 @@
       <w:r>
         <w:t xml:space="preserve"> </w:t>
       </w:r>
-      <w:hyperlink r:id="rId55">
+      <w:hyperlink r:id="rId66">
         <w:r>
           <w:rPr>
             <w:rStyle w:val="Hyperlink"/>
@@ -1266,7 +1283,7 @@
       <w:r>
         <w:t xml:space="preserve"> </w:t>
       </w:r>
-      <w:hyperlink r:id="rId56">
+      <w:hyperlink r:id="rId67">
         <w:r>
           <w:rPr>
             <w:rStyle w:val="Hyperlink"/>
@@ -1280,7 +1297,7 @@
       <w:r>
         <w:t xml:space="preserve"> </w:t>
       </w:r>
-      <w:hyperlink r:id="rId57">
+      <w:hyperlink r:id="rId68">
         <w:r>
           <w:rPr>
             <w:rStyle w:val="Hyperlink"/>
@@ -1294,7 +1311,7 @@
       <w:r>
         <w:t xml:space="preserve"> </w:t>
       </w:r>
-      <w:hyperlink r:id="rId58">
+      <w:hyperlink r:id="rId69">
         <w:r>
           <w:rPr>
             <w:rStyle w:val="Hyperlink"/>
@@ -1308,7 +1325,7 @@
       <w:r>
         <w:t xml:space="preserve"> </w:t>
       </w:r>
-      <w:hyperlink r:id="rId59">
+      <w:hyperlink r:id="rId70">
         <w:r>
           <w:rPr>
             <w:rStyle w:val="Hyperlink"/>
@@ -1322,7 +1339,7 @@
       <w:r>
         <w:t xml:space="preserve"> </w:t>
       </w:r>
-      <w:hyperlink r:id="rId60">
+      <w:hyperlink r:id="rId71">
         <w:r>
           <w:rPr>
             <w:rStyle w:val="Hyperlink"/>
@@ -1336,7 +1353,7 @@
       <w:r>
         <w:t xml:space="preserve"> </w:t>
       </w:r>
-      <w:hyperlink r:id="rId61">
+      <w:hyperlink r:id="rId72">
         <w:r>
           <w:rPr>
             <w:rStyle w:val="Hyperlink"/>
@@ -1355,7 +1372,7 @@
           <w:numId w:val="1006"/>
         </w:numPr>
       </w:pPr>
-      <w:hyperlink r:id="rId62">
+      <w:hyperlink r:id="rId73">
         <w:r>
           <w:rPr>
             <w:rStyle w:val="Hyperlink"/>
@@ -1378,8 +1395,8 @@
         <w:t xml:space="preserve">Mentored six trainees on the Publons Academy Practical Peer Review Training Course, providing structured feedback and final review assessments.</w:t>
       </w:r>
     </w:p>
-    <w:bookmarkEnd w:id="63"/>
-    <w:bookmarkStart w:id="81" w:name="professional-affiliations"/>
+    <w:bookmarkEnd w:id="74"/>
+    <w:bookmarkStart w:id="104" w:name="professional-affiliations"/>
     <w:p>
       <w:pPr>
         <w:pStyle w:val="Heading2"/>
@@ -1395,24 +1412,24 @@
       <w:pPr>
         <w:pStyle w:val="FirstParagraph"/>
       </w:pPr>
-      <w:hyperlink r:id="rId67">
+      <w:hyperlink r:id="rId78">
         <w:r>
           <w:drawing>
             <wp:inline>
               <wp:extent cx="762000" cy="498348"/>
               <wp:effectExtent b="0" l="0" r="0" t="0"/>
-              <wp:docPr descr="" title="" id="65" name="Picture"/>
+              <wp:docPr descr="" title="" id="76" name="Picture"/>
               <a:graphic>
                 <a:graphicData uri="http://schemas.openxmlformats.org/drawingml/2006/picture">
                   <pic:pic>
                     <pic:nvPicPr>
-                      <pic:cNvPr descr="images/rda_logo.png" id="66" name="Picture"/>
+                      <pic:cNvPr descr="images/rda_logo.png" id="77" name="Picture"/>
                       <pic:cNvPicPr>
                         <a:picLocks noChangeArrowheads="1" noChangeAspect="1"/>
                       </pic:cNvPicPr>
                     </pic:nvPicPr>
                     <pic:blipFill>
-                      <a:blip r:embed="rId64"/>
+                      <a:blip r:embed="rId75"/>
                       <a:stretch>
                         <a:fillRect/>
                       </a:stretch>
@@ -1444,7 +1461,7 @@
       <w:pPr>
         <w:pStyle w:val="BodyText"/>
       </w:pPr>
-      <w:hyperlink r:id="rId68">
+      <w:hyperlink r:id="rId79">
         <w:r>
           <w:rPr>
             <w:rStyle w:val="Hyperlink"/>
@@ -1460,24 +1477,24 @@
       <w:pPr>
         <w:pStyle w:val="BodyText"/>
       </w:pPr>
-      <w:hyperlink r:id="rId72">
+      <w:hyperlink r:id="rId83">
         <w:r>
           <w:drawing>
             <wp:inline>
               <wp:extent cx="762000" cy="309326"/>
               <wp:effectExtent b="0" l="0" r="0" t="0"/>
-              <wp:docPr descr="" title="" id="70" name="Picture"/>
+              <wp:docPr descr="" title="" id="81" name="Picture"/>
               <a:graphic>
                 <a:graphicData uri="http://schemas.openxmlformats.org/drawingml/2006/picture">
                   <pic:pic>
                     <pic:nvPicPr>
-                      <pic:cNvPr descr="images/data_science_professional.jpg" id="71" name="Picture"/>
+                      <pic:cNvPr descr="images/data_science_professional.jpg" id="82" name="Picture"/>
                       <pic:cNvPicPr>
                         <a:picLocks noChangeArrowheads="1" noChangeAspect="1"/>
                       </pic:cNvPicPr>
                     </pic:nvPicPr>
                     <pic:blipFill>
-                      <a:blip r:embed="rId69"/>
+                      <a:blip r:embed="rId80"/>
                       <a:stretch>
                         <a:fillRect/>
                       </a:stretch>
@@ -1509,7 +1526,7 @@
       <w:pPr>
         <w:pStyle w:val="BodyText"/>
       </w:pPr>
-      <w:hyperlink r:id="rId73">
+      <w:hyperlink r:id="rId84">
         <w:r>
           <w:rPr>
             <w:rStyle w:val="Hyperlink"/>
@@ -1525,68 +1542,154 @@
       <w:pPr>
         <w:pStyle w:val="BodyText"/>
       </w:pPr>
-      <w:hyperlink r:id="rId74"/>
-    </w:p>
-    <w:p>
-      <w:pPr>
-        <w:pStyle w:val="BodyText"/>
-      </w:pPr>
-      <w:hyperlink r:id="rId75">
-        <w:r>
-          <w:rPr>
-            <w:rStyle w:val="Hyperlink"/>
-          </w:rPr>
-          <w:t xml:space="preserve">The Federation for Informatics Professionals Advanced Practitioner FEDIP</w:t>
-        </w:r>
-      </w:hyperlink>
-      <w:r>
-        <w:t xml:space="preserve">, 12/2025 - Present</w:t>
-      </w:r>
-    </w:p>
-    <w:p>
-      <w:pPr>
-        <w:pStyle w:val="BodyText"/>
-      </w:pPr>
-      <w:hyperlink r:id="rId72"/>
-    </w:p>
-    <w:p>
-      <w:pPr>
-        <w:pStyle w:val="BodyText"/>
-      </w:pPr>
-      <w:hyperlink r:id="rId76">
-        <w:r>
-          <w:rPr>
-            <w:rStyle w:val="Hyperlink"/>
-          </w:rPr>
-          <w:t xml:space="preserve">Royal Statistical Society Graduate Statistician Status</w:t>
-        </w:r>
-      </w:hyperlink>
-      <w:r>
-        <w:t xml:space="preserve">, 11/2025 - Present</w:t>
-      </w:r>
-    </w:p>
-    <w:p>
-      <w:pPr>
-        <w:pStyle w:val="BodyText"/>
-      </w:pPr>
-      <w:hyperlink r:id="rId72">
+      <w:hyperlink r:id="rId88">
         <w:r>
           <w:drawing>
             <wp:inline>
-              <wp:extent cx="762000" cy="249936"/>
+              <wp:extent cx="762000" cy="562198"/>
               <wp:effectExtent b="0" l="0" r="0" t="0"/>
-              <wp:docPr descr="" title="" id="78" name="Picture"/>
+              <wp:docPr descr="" title="" id="86" name="Picture"/>
               <a:graphic>
                 <a:graphicData uri="http://schemas.openxmlformats.org/drawingml/2006/picture">
                   <pic:pic>
                     <pic:nvPicPr>
-                      <pic:cNvPr descr="images/rss_data_analyst.jpg" id="79" name="Picture"/>
+                      <pic:cNvPr descr="images/fedip_advanced_practitioner.PNG" id="87" name="Picture"/>
                       <pic:cNvPicPr>
                         <a:picLocks noChangeArrowheads="1" noChangeAspect="1"/>
                       </pic:cNvPicPr>
                     </pic:nvPicPr>
                     <pic:blipFill>
-                      <a:blip r:embed="rId77"/>
+                      <a:blip r:embed="rId85"/>
+                      <a:stretch>
+                        <a:fillRect/>
+                      </a:stretch>
+                    </pic:blipFill>
+                    <pic:spPr bwMode="auto">
+                      <a:xfrm>
+                        <a:off x="0" y="0"/>
+                        <a:ext cx="762000" cy="562198"/>
+                      </a:xfrm>
+                      <a:prstGeom prst="rect">
+                        <a:avLst/>
+                      </a:prstGeom>
+                      <a:noFill/>
+                      <a:ln w="9525">
+                        <a:noFill/>
+                        <a:headEnd/>
+                        <a:tailEnd/>
+                      </a:ln>
+                    </pic:spPr>
+                  </pic:pic>
+                </a:graphicData>
+              </a:graphic>
+            </wp:inline>
+          </w:drawing>
+        </w:r>
+      </w:hyperlink>
+    </w:p>
+    <w:p>
+      <w:pPr>
+        <w:pStyle w:val="BodyText"/>
+      </w:pPr>
+      <w:hyperlink r:id="rId89">
+        <w:r>
+          <w:rPr>
+            <w:rStyle w:val="Hyperlink"/>
+          </w:rPr>
+          <w:t xml:space="preserve">The Federation for Informatics Professionals Advanced Practitioner FEDIP</w:t>
+        </w:r>
+      </w:hyperlink>
+      <w:r>
+        <w:t xml:space="preserve">, 12/2025 - Present</w:t>
+      </w:r>
+    </w:p>
+    <w:p>
+      <w:pPr>
+        <w:pStyle w:val="BodyText"/>
+      </w:pPr>
+      <w:hyperlink r:id="rId83">
+        <w:r>
+          <w:drawing>
+            <wp:inline>
+              <wp:extent cx="762000" cy="216408"/>
+              <wp:effectExtent b="0" l="0" r="0" t="0"/>
+              <wp:docPr descr="" title="" id="91" name="Picture"/>
+              <a:graphic>
+                <a:graphicData uri="http://schemas.openxmlformats.org/drawingml/2006/picture">
+                  <pic:pic>
+                    <pic:nvPicPr>
+                      <pic:cNvPr descr="images/rss-grad_stat.jpg" id="92" name="Picture"/>
+                      <pic:cNvPicPr>
+                        <a:picLocks noChangeArrowheads="1" noChangeAspect="1"/>
+                      </pic:cNvPicPr>
+                    </pic:nvPicPr>
+                    <pic:blipFill>
+                      <a:blip r:embed="rId90"/>
+                      <a:stretch>
+                        <a:fillRect/>
+                      </a:stretch>
+                    </pic:blipFill>
+                    <pic:spPr bwMode="auto">
+                      <a:xfrm>
+                        <a:off x="0" y="0"/>
+                        <a:ext cx="762000" cy="216408"/>
+                      </a:xfrm>
+                      <a:prstGeom prst="rect">
+                        <a:avLst/>
+                      </a:prstGeom>
+                      <a:noFill/>
+                      <a:ln w="9525">
+                        <a:noFill/>
+                        <a:headEnd/>
+                        <a:tailEnd/>
+                      </a:ln>
+                    </pic:spPr>
+                  </pic:pic>
+                </a:graphicData>
+              </a:graphic>
+            </wp:inline>
+          </w:drawing>
+        </w:r>
+      </w:hyperlink>
+    </w:p>
+    <w:p>
+      <w:pPr>
+        <w:pStyle w:val="BodyText"/>
+      </w:pPr>
+      <w:hyperlink r:id="rId93">
+        <w:r>
+          <w:rPr>
+            <w:rStyle w:val="Hyperlink"/>
+          </w:rPr>
+          <w:t xml:space="preserve">Royal Statistical Society Graduate Statistician Status</w:t>
+        </w:r>
+      </w:hyperlink>
+      <w:r>
+        <w:t xml:space="preserve">, 11/2025 - Present</w:t>
+      </w:r>
+    </w:p>
+    <w:p>
+      <w:pPr>
+        <w:pStyle w:val="BodyText"/>
+      </w:pPr>
+      <w:hyperlink r:id="rId83">
+        <w:r>
+          <w:drawing>
+            <wp:inline>
+              <wp:extent cx="762000" cy="249936"/>
+              <wp:effectExtent b="0" l="0" r="0" t="0"/>
+              <wp:docPr descr="" title="" id="95" name="Picture"/>
+              <a:graphic>
+                <a:graphicData uri="http://schemas.openxmlformats.org/drawingml/2006/picture">
+                  <pic:pic>
+                    <pic:nvPicPr>
+                      <pic:cNvPr descr="images/rss_data_analyst.jpg" id="96" name="Picture"/>
+                      <pic:cNvPicPr>
+                        <a:picLocks noChangeArrowheads="1" noChangeAspect="1"/>
+                      </pic:cNvPicPr>
+                    </pic:nvPicPr>
+                    <pic:blipFill>
+                      <a:blip r:embed="rId94"/>
                       <a:stretch>
                         <a:fillRect/>
                       </a:stretch>
@@ -1618,7 +1721,7 @@
       <w:pPr>
         <w:pStyle w:val="BodyText"/>
       </w:pPr>
-      <w:hyperlink r:id="rId76">
+      <w:hyperlink r:id="rId93">
         <w:r>
           <w:rPr>
             <w:rStyle w:val="Hyperlink"/>
@@ -1634,13 +1737,56 @@
       <w:pPr>
         <w:pStyle w:val="BodyText"/>
       </w:pPr>
-      <w:hyperlink r:id="rId72"/>
+      <w:hyperlink r:id="rId83">
+        <w:r>
+          <w:drawing>
+            <wp:inline>
+              <wp:extent cx="762000" cy="425195"/>
+              <wp:effectExtent b="0" l="0" r="0" t="0"/>
+              <wp:docPr descr="" title="" id="98" name="Picture"/>
+              <a:graphic>
+                <a:graphicData uri="http://schemas.openxmlformats.org/drawingml/2006/picture">
+                  <pic:pic>
+                    <pic:nvPicPr>
+                      <pic:cNvPr descr="images/rss_logo.PNG" id="99" name="Picture"/>
+                      <pic:cNvPicPr>
+                        <a:picLocks noChangeArrowheads="1" noChangeAspect="1"/>
+                      </pic:cNvPicPr>
+                    </pic:nvPicPr>
+                    <pic:blipFill>
+                      <a:blip r:embed="rId97"/>
+                      <a:stretch>
+                        <a:fillRect/>
+                      </a:stretch>
+                    </pic:blipFill>
+                    <pic:spPr bwMode="auto">
+                      <a:xfrm>
+                        <a:off x="0" y="0"/>
+                        <a:ext cx="762000" cy="425195"/>
+                      </a:xfrm>
+                      <a:prstGeom prst="rect">
+                        <a:avLst/>
+                      </a:prstGeom>
+                      <a:noFill/>
+                      <a:ln w="9525">
+                        <a:noFill/>
+                        <a:headEnd/>
+                        <a:tailEnd/>
+                      </a:ln>
+                    </pic:spPr>
+                  </pic:pic>
+                </a:graphicData>
+              </a:graphic>
+            </wp:inline>
+          </w:drawing>
+        </w:r>
+      </w:hyperlink>
     </w:p>
     <w:p>
       <w:pPr>
         <w:pStyle w:val="BodyText"/>
       </w:pPr>
-      <w:hyperlink r:id="rId72">
+      <w:hyperlink r:id="rId83">
         <w:r>
           <w:rPr>
             <w:rStyle w:val="Hyperlink"/>
@@ -1656,13 +1802,56 @@
       <w:pPr>
         <w:pStyle w:val="BodyText"/>
       </w:pPr>
-      <w:hyperlink r:id="rId80"/>
+      <w:hyperlink r:id="rId103">
+        <w:r>
+          <w:drawing>
+            <wp:inline>
+              <wp:extent cx="762000" cy="467075"/>
+              <wp:effectExtent b="0" l="0" r="0" t="0"/>
+              <wp:docPr descr="" title="" id="101" name="Picture"/>
+              <a:graphic>
+                <a:graphicData uri="http://schemas.openxmlformats.org/drawingml/2006/picture">
+                  <pic:pic>
+                    <pic:nvPicPr>
+                      <pic:cNvPr descr="images/apha_logo.PNG" id="102" name="Picture"/>
+                      <pic:cNvPicPr>
+                        <a:picLocks noChangeArrowheads="1" noChangeAspect="1"/>
+                      </pic:cNvPicPr>
+                    </pic:nvPicPr>
+                    <pic:blipFill>
+                      <a:blip r:embed="rId100"/>
+                      <a:stretch>
+                        <a:fillRect/>
+                      </a:stretch>
+                    </pic:blipFill>
+                    <pic:spPr bwMode="auto">
+                      <a:xfrm>
+                        <a:off x="0" y="0"/>
+                        <a:ext cx="762000" cy="467075"/>
+                      </a:xfrm>
+                      <a:prstGeom prst="rect">
+                        <a:avLst/>
+                      </a:prstGeom>
+                      <a:noFill/>
+                      <a:ln w="9525">
+                        <a:noFill/>
+                        <a:headEnd/>
+                        <a:tailEnd/>
+                      </a:ln>
+                    </pic:spPr>
+                  </pic:pic>
+                </a:graphicData>
+              </a:graphic>
+            </wp:inline>
+          </w:drawing>
+        </w:r>
+      </w:hyperlink>
     </w:p>
     <w:p>
       <w:pPr>
         <w:pStyle w:val="BodyText"/>
       </w:pPr>
-      <w:hyperlink r:id="rId80">
+      <w:hyperlink r:id="rId103">
         <w:r>
           <w:rPr>
             <w:rStyle w:val="Hyperlink"/>
@@ -1674,8 +1863,8 @@
         <w:t xml:space="preserve">, Member, 02/2022 - Present</w:t>
       </w:r>
     </w:p>
-    <w:bookmarkEnd w:id="81"/>
-    <w:bookmarkStart w:id="82" w:name="certifications-and-training"/>
+    <w:bookmarkEnd w:id="104"/>
+    <w:bookmarkStart w:id="105" w:name="certifications-and-training"/>
     <w:p>
       <w:pPr>
         <w:pStyle w:val="Heading2"/>
@@ -1753,8 +1942,8 @@
         <w:t xml:space="preserve">ISO/IEC 27001:2013 Information Security Management Systems Lead Implementer Course, 13th - 14th and 16th June 2018</w:t>
       </w:r>
     </w:p>
-    <w:bookmarkEnd w:id="82"/>
-    <w:bookmarkStart w:id="89" w:name="publications"/>
+    <w:bookmarkEnd w:id="105"/>
+    <w:bookmarkStart w:id="112" w:name="publications"/>
     <w:p>
       <w:pPr>
         <w:pStyle w:val="Heading2"/>
@@ -1766,7 +1955,7 @@
         <w:t xml:space="preserve">Publications</w:t>
       </w:r>
     </w:p>
-    <w:bookmarkStart w:id="83" w:name="peer-reviewed-conferences"/>
+    <w:bookmarkStart w:id="106" w:name="peer-reviewed-conferences"/>
     <w:p>
       <w:pPr>
         <w:pStyle w:val="Heading3"/>
@@ -1919,8 +2108,8 @@
         <w:t xml:space="preserve">.</w:t>
       </w:r>
     </w:p>
-    <w:bookmarkEnd w:id="83"/>
-    <w:bookmarkStart w:id="88" w:name="peer-reviewed-journal-articles"/>
+    <w:bookmarkEnd w:id="106"/>
+    <w:bookmarkStart w:id="111" w:name="peer-reviewed-journal-articles"/>
     <w:p>
       <w:pPr>
         <w:pStyle w:val="Heading3"/>
@@ -2087,7 +2276,7 @@
       <w:r>
         <w:t xml:space="preserve"> </w:t>
       </w:r>
-      <w:hyperlink r:id="rId84">
+      <w:hyperlink r:id="rId107">
         <w:r>
           <w:rPr>
             <w:rStyle w:val="Hyperlink"/>
@@ -2128,7 +2317,7 @@
       <w:r>
         <w:t xml:space="preserve"> </w:t>
       </w:r>
-      <w:hyperlink r:id="rId85">
+      <w:hyperlink r:id="rId108">
         <w:r>
           <w:rPr>
             <w:rStyle w:val="Hyperlink"/>
@@ -2160,7 +2349,7 @@
       <w:r>
         <w:t xml:space="preserve"> </w:t>
       </w:r>
-      <w:hyperlink r:id="rId86">
+      <w:hyperlink r:id="rId109">
         <w:r>
           <w:rPr>
             <w:rStyle w:val="Hyperlink"/>
@@ -2198,7 +2387,7 @@
       <w:r>
         <w:t xml:space="preserve"> </w:t>
       </w:r>
-      <w:hyperlink r:id="rId87">
+      <w:hyperlink r:id="rId110">
         <w:r>
           <w:rPr>
             <w:rStyle w:val="Hyperlink"/>
@@ -2210,8 +2399,8 @@
         <w:t xml:space="preserve">. International Journal of Current Research, 7 (4), 14702 – 14711.</w:t>
       </w:r>
     </w:p>
-    <w:bookmarkEnd w:id="88"/>
-    <w:bookmarkEnd w:id="89"/>
+    <w:bookmarkEnd w:id="111"/>
+    <w:bookmarkEnd w:id="112"/>
     <w:sectPr>
       <w:footnotePr>
         <w:numRestart w:val="eachSect"/>
@@ -2463,10 +2652,10 @@
   <w:docDefaults>
     <w:rPrDefault>
       <w:rPr>
-        <w:rFonts w:asciiTheme="minorHAnsi" w:cstheme="minorBidi" w:eastAsiaTheme="minorEastAsia" w:hAnsiTheme="minorHAnsi"/>
+        <w:rFonts w:asciiTheme="minorHAnsi" w:cstheme="minorBidi" w:eastAsiaTheme="minorHAnsi" w:hAnsiTheme="minorHAnsi"/>
         <w:sz w:val="24"/>
         <w:szCs w:val="24"/>
-        <w:lang w:bidi="ar-SA" w:eastAsia="zh-CN" w:val="en-US"/>
+        <w:lang w:bidi="ar-SA" w:eastAsia="en-US" w:val="en-US"/>
       </w:rPr>
     </w:rPrDefault>
     <w:pPrDefault>
@@ -3007,6 +3196,13 @@
       </w:tblCellMar>
     </w:tblPr>
     <w:tblStylePr w:type="firstRow">
+      <w:tblPr>
+        <w:jc w:val="left"/>
+        <w:tblInd w:type="dxa" w:w="0"/>
+      </w:tblPr>
+      <w:trPr>
+        <w:jc w:val="left"/>
+      </w:trPr>
       <w:tcPr>
         <w:tcBorders>
           <w:bottom w:val="single"/>
